--- a/Doc/Sistema Web Centralizado de Cobro.docx
+++ b/Doc/Sistema Web Centralizado de Cobro.docx
@@ -23,11 +23,30 @@
     <w:p xmlns:wp14="http://schemas.microsoft.com/office/word/2010/wordml" wp14:textId="5844EA8E"/>
     <w:p xmlns:wp14="http://schemas.microsoft.com/office/word/2010/wordml" wp14:textId="5998F16E">
       <w:pPr>
-        <w:pStyle w:val="Normal"/>
-      </w:pPr>
-      <w:r>
-        <w:rPr>
-          <w:noProof w:val="0"/>
+        <w:pStyle w:val="Heading3"/>
+        <w:suppressLineNumbers w:val="0"/>
+        <w:bidi w:val="0"/>
+        <w:spacing w:before="281" w:beforeAutospacing="off" w:after="281" w:afterAutospacing="off" w:line="279" w:lineRule="auto"/>
+        <w:ind w:left="0" w:right="0"/>
+        <w:jc w:val="left"/>
+        <w:rPr>
+          <w:rFonts w:ascii="Arial" w:hAnsi="Arial" w:eastAsia="Arial" w:cs="Arial"/>
+          <w:b w:val="1"/>
+          <w:bCs w:val="1"/>
+          <w:noProof w:val="0"/>
+          <w:sz w:val="28"/>
+          <w:szCs w:val="28"/>
+          <w:lang w:val="es-MX"/>
+        </w:rPr>
+      </w:pPr>
+      <w:r>
+        <w:rPr>
+          <w:rFonts w:ascii="Arial" w:hAnsi="Arial" w:eastAsia="Arial" w:cs="Arial"/>
+          <w:b w:val="1"/>
+          <w:bCs w:val="1"/>
+          <w:noProof w:val="0"/>
+          <w:sz w:val="28"/>
+          <w:szCs w:val="28"/>
           <w:lang w:val="es-MX"/>
         </w:rPr>
         <w:t>1. Introducción</w:t>
@@ -256,6 +275,763 @@
         </w:rPr>
         <w:t>Integrar notificaciones para mantener informado al personal sobre el estado de las reservaciones y cobros.</w:t>
       </w:r>
+    </w:p>
+    <w:p xmlns:wp14="http://schemas.microsoft.com/office/word/2010/wordml" wp14:textId="3616C75E">
+      <w:pPr>
+        <w:pStyle w:val="ListParagraph"/>
+        <w:spacing w:before="0" w:beforeAutospacing="off" w:after="0" w:afterAutospacing="off"/>
+        <w:ind w:left="720"/>
+        <w:rPr>
+          <w:rFonts w:ascii="Arial" w:hAnsi="Arial" w:eastAsia="Arial" w:cs="Arial"/>
+          <w:noProof w:val="0"/>
+          <w:sz w:val="24"/>
+          <w:szCs w:val="24"/>
+          <w:lang w:val="es-MX"/>
+        </w:rPr>
+      </w:pPr>
+    </w:p>
+    <w:p xmlns:wp14="http://schemas.microsoft.com/office/word/2010/wordml" wp14:textId="2E106276">
+      <w:pPr>
+        <w:pStyle w:val="Normal"/>
+        <w:spacing w:before="0" w:beforeAutospacing="off" w:after="0" w:afterAutospacing="off"/>
+        <w:ind w:left="0"/>
+        <w:rPr>
+          <w:rFonts w:ascii="Arial" w:hAnsi="Arial" w:eastAsia="Arial" w:cs="Arial"/>
+          <w:noProof w:val="0"/>
+          <w:sz w:val="24"/>
+          <w:szCs w:val="24"/>
+          <w:lang w:val="es-MX"/>
+        </w:rPr>
+      </w:pPr>
+    </w:p>
+    <w:p xmlns:wp14="http://schemas.microsoft.com/office/word/2010/wordml" wp14:textId="661CFC81">
+      <w:r>
+        <w:br w:type="page"/>
+      </w:r>
+    </w:p>
+    <w:p xmlns:wp14="http://schemas.microsoft.com/office/word/2010/wordml" wp14:textId="642A6B62">
+      <w:pPr>
+        <w:pStyle w:val="Heading3"/>
+        <w:suppressLineNumbers w:val="0"/>
+        <w:bidi w:val="0"/>
+        <w:spacing w:before="281" w:beforeAutospacing="off" w:after="281" w:afterAutospacing="off" w:line="279" w:lineRule="auto"/>
+        <w:ind w:left="0" w:right="0"/>
+        <w:jc w:val="left"/>
+        <w:rPr>
+          <w:rFonts w:ascii="Arial" w:hAnsi="Arial" w:eastAsia="Arial" w:cs="Arial"/>
+          <w:b w:val="1"/>
+          <w:bCs w:val="1"/>
+          <w:noProof w:val="0"/>
+          <w:sz w:val="28"/>
+          <w:szCs w:val="28"/>
+          <w:lang w:val="es-MX"/>
+        </w:rPr>
+      </w:pPr>
+      <w:r>
+        <w:rPr>
+          <w:rFonts w:ascii="Arial" w:hAnsi="Arial" w:eastAsia="Arial" w:cs="Arial"/>
+          <w:b w:val="1"/>
+          <w:bCs w:val="1"/>
+          <w:noProof w:val="0"/>
+          <w:sz w:val="28"/>
+          <w:szCs w:val="28"/>
+          <w:lang w:val="es-MX"/>
+        </w:rPr>
+        <w:t>2. Descripción de la Plataforma Digital</w:t>
+      </w:r>
+    </w:p>
+    <w:p xmlns:wp14="http://schemas.microsoft.com/office/word/2010/wordml" wp14:textId="7C52AD15">
+      <w:pPr>
+        <w:spacing w:before="240" w:beforeAutospacing="off" w:after="240" w:afterAutospacing="off"/>
+      </w:pPr>
+      <w:r>
+        <w:rPr>
+          <w:rFonts w:ascii="Arial" w:hAnsi="Arial" w:eastAsia="Arial" w:cs="Arial"/>
+          <w:b w:val="1"/>
+          <w:bCs w:val="1"/>
+          <w:noProof w:val="0"/>
+          <w:sz w:val="24"/>
+          <w:szCs w:val="24"/>
+          <w:lang w:val="es-MX"/>
+        </w:rPr>
+        <w:t>Tipo de sistema:</w:t>
+      </w:r>
+      <w:r>
+        <w:rPr>
+          <w:rFonts w:ascii="Arial" w:hAnsi="Arial" w:eastAsia="Arial" w:cs="Arial"/>
+          <w:noProof w:val="0"/>
+          <w:sz w:val="24"/>
+          <w:szCs w:val="24"/>
+          <w:lang w:val="es-MX"/>
+        </w:rPr>
+        <w:t xml:space="preserve"> Sistema web híbrido, accesible desde navegador en computadoras y dispositivos móviles (tablets y smartphones utilizados por los meseros).</w:t>
+      </w:r>
+    </w:p>
+    <w:p xmlns:wp14="http://schemas.microsoft.com/office/word/2010/wordml" wp14:textId="3810C395">
+      <w:pPr>
+        <w:spacing w:before="240" w:beforeAutospacing="off" w:after="240" w:afterAutospacing="off"/>
+      </w:pPr>
+      <w:r>
+        <w:rPr>
+          <w:rFonts w:ascii="Arial" w:hAnsi="Arial" w:eastAsia="Arial" w:cs="Arial"/>
+          <w:b w:val="1"/>
+          <w:bCs w:val="1"/>
+          <w:noProof w:val="0"/>
+          <w:sz w:val="24"/>
+          <w:szCs w:val="24"/>
+          <w:lang w:val="es-MX"/>
+        </w:rPr>
+        <w:t>Usuarios del sistema:</w:t>
+      </w:r>
+    </w:p>
+    <w:p xmlns:wp14="http://schemas.microsoft.com/office/word/2010/wordml" wp14:textId="2BD70A43">
+      <w:pPr>
+        <w:pStyle w:val="ListParagraph"/>
+        <w:numPr>
+          <w:ilvl w:val="0"/>
+          <w:numId w:val="2"/>
+        </w:numPr>
+        <w:spacing w:before="0" w:beforeAutospacing="off" w:after="0" w:afterAutospacing="off"/>
+        <w:rPr>
+          <w:rFonts w:ascii="Arial" w:hAnsi="Arial" w:eastAsia="Arial" w:cs="Arial"/>
+          <w:noProof w:val="0"/>
+          <w:sz w:val="24"/>
+          <w:szCs w:val="24"/>
+          <w:lang w:val="es-MX"/>
+        </w:rPr>
+      </w:pPr>
+      <w:r>
+        <w:rPr>
+          <w:rFonts w:ascii="Arial" w:hAnsi="Arial" w:eastAsia="Arial" w:cs="Arial"/>
+          <w:b w:val="1"/>
+          <w:bCs w:val="1"/>
+          <w:noProof w:val="0"/>
+          <w:sz w:val="24"/>
+          <w:szCs w:val="24"/>
+          <w:lang w:val="es-MX"/>
+        </w:rPr>
+        <w:t>Administrador:</w:t>
+      </w:r>
+      <w:r>
+        <w:rPr>
+          <w:rFonts w:ascii="Arial" w:hAnsi="Arial" w:eastAsia="Arial" w:cs="Arial"/>
+          <w:noProof w:val="0"/>
+          <w:sz w:val="24"/>
+          <w:szCs w:val="24"/>
+          <w:lang w:val="es-MX"/>
+        </w:rPr>
+        <w:t xml:space="preserve"> Gestiona el sistema completo, genera reportes y configura el catálogo de mesas, salas y precios.</w:t>
+      </w:r>
+    </w:p>
+    <w:p xmlns:wp14="http://schemas.microsoft.com/office/word/2010/wordml" wp14:textId="7772FE08">
+      <w:pPr>
+        <w:pStyle w:val="ListParagraph"/>
+        <w:numPr>
+          <w:ilvl w:val="0"/>
+          <w:numId w:val="2"/>
+        </w:numPr>
+        <w:spacing w:before="0" w:beforeAutospacing="off" w:after="0" w:afterAutospacing="off"/>
+        <w:rPr>
+          <w:rFonts w:ascii="Arial" w:hAnsi="Arial" w:eastAsia="Arial" w:cs="Arial"/>
+          <w:noProof w:val="0"/>
+          <w:sz w:val="24"/>
+          <w:szCs w:val="24"/>
+          <w:lang w:val="es-MX"/>
+        </w:rPr>
+      </w:pPr>
+      <w:r>
+        <w:rPr>
+          <w:rFonts w:ascii="Arial" w:hAnsi="Arial" w:eastAsia="Arial" w:cs="Arial"/>
+          <w:b w:val="1"/>
+          <w:bCs w:val="1"/>
+          <w:noProof w:val="0"/>
+          <w:sz w:val="24"/>
+          <w:szCs w:val="24"/>
+          <w:lang w:val="es-MX"/>
+        </w:rPr>
+        <w:t>Cajero:</w:t>
+      </w:r>
+      <w:r>
+        <w:rPr>
+          <w:rFonts w:ascii="Arial" w:hAnsi="Arial" w:eastAsia="Arial" w:cs="Arial"/>
+          <w:noProof w:val="0"/>
+          <w:sz w:val="24"/>
+          <w:szCs w:val="24"/>
+          <w:lang w:val="es-MX"/>
+        </w:rPr>
+        <w:t xml:space="preserve"> Supervisa y valida los cobros procesados, gestiona el corte de caja.</w:t>
+      </w:r>
+    </w:p>
+    <w:p xmlns:wp14="http://schemas.microsoft.com/office/word/2010/wordml" wp14:textId="2C3BA3E6">
+      <w:pPr>
+        <w:pStyle w:val="ListParagraph"/>
+        <w:numPr>
+          <w:ilvl w:val="0"/>
+          <w:numId w:val="2"/>
+        </w:numPr>
+        <w:spacing w:before="0" w:beforeAutospacing="off" w:after="0" w:afterAutospacing="off"/>
+        <w:rPr>
+          <w:rFonts w:ascii="Arial" w:hAnsi="Arial" w:eastAsia="Arial" w:cs="Arial"/>
+          <w:noProof w:val="0"/>
+          <w:sz w:val="24"/>
+          <w:szCs w:val="24"/>
+          <w:lang w:val="es-MX"/>
+        </w:rPr>
+      </w:pPr>
+      <w:r>
+        <w:rPr>
+          <w:rFonts w:ascii="Arial" w:hAnsi="Arial" w:eastAsia="Arial" w:cs="Arial"/>
+          <w:b w:val="1"/>
+          <w:bCs w:val="1"/>
+          <w:noProof w:val="0"/>
+          <w:sz w:val="24"/>
+          <w:szCs w:val="24"/>
+          <w:lang w:val="es-MX"/>
+        </w:rPr>
+        <w:t>Mesero:</w:t>
+      </w:r>
+      <w:r>
+        <w:rPr>
+          <w:rFonts w:ascii="Arial" w:hAnsi="Arial" w:eastAsia="Arial" w:cs="Arial"/>
+          <w:noProof w:val="0"/>
+          <w:sz w:val="24"/>
+          <w:szCs w:val="24"/>
+          <w:lang w:val="es-MX"/>
+        </w:rPr>
+        <w:t xml:space="preserve"> Registra consumos, gestiona reservaciones de sus mesas asignadas y procesa cobros con tarjeta.</w:t>
+      </w:r>
+    </w:p>
+    <w:p xmlns:wp14="http://schemas.microsoft.com/office/word/2010/wordml" wp14:textId="6BF4FABF">
+      <w:pPr>
+        <w:pStyle w:val="ListParagraph"/>
+        <w:numPr>
+          <w:ilvl w:val="0"/>
+          <w:numId w:val="2"/>
+        </w:numPr>
+        <w:spacing w:before="0" w:beforeAutospacing="off" w:after="0" w:afterAutospacing="off"/>
+        <w:rPr>
+          <w:rFonts w:ascii="Arial" w:hAnsi="Arial" w:eastAsia="Arial" w:cs="Arial"/>
+          <w:noProof w:val="0"/>
+          <w:sz w:val="24"/>
+          <w:szCs w:val="24"/>
+          <w:lang w:val="es-MX"/>
+        </w:rPr>
+      </w:pPr>
+      <w:r>
+        <w:rPr>
+          <w:rFonts w:ascii="Arial" w:hAnsi="Arial" w:eastAsia="Arial" w:cs="Arial"/>
+          <w:b w:val="1"/>
+          <w:bCs w:val="1"/>
+          <w:noProof w:val="0"/>
+          <w:sz w:val="24"/>
+          <w:szCs w:val="24"/>
+          <w:lang w:val="es-MX"/>
+        </w:rPr>
+        <w:t>Cliente:</w:t>
+      </w:r>
+      <w:r>
+        <w:rPr>
+          <w:rFonts w:ascii="Arial" w:hAnsi="Arial" w:eastAsia="Arial" w:cs="Arial"/>
+          <w:noProof w:val="0"/>
+          <w:sz w:val="24"/>
+          <w:szCs w:val="24"/>
+          <w:lang w:val="es-MX"/>
+        </w:rPr>
+        <w:t xml:space="preserve"> Puede realizar reservaciones en línea a través de una vista pública del sistema.</w:t>
+      </w:r>
+    </w:p>
+    <w:p xmlns:wp14="http://schemas.microsoft.com/office/word/2010/wordml" wp14:textId="455934A7">
+      <w:pPr>
+        <w:spacing w:before="240" w:beforeAutospacing="off" w:after="240" w:afterAutospacing="off"/>
+      </w:pPr>
+      <w:r>
+        <w:rPr>
+          <w:rFonts w:ascii="Arial" w:hAnsi="Arial" w:eastAsia="Arial" w:cs="Arial"/>
+          <w:b w:val="1"/>
+          <w:bCs w:val="1"/>
+          <w:noProof w:val="0"/>
+          <w:sz w:val="24"/>
+          <w:szCs w:val="24"/>
+          <w:lang w:val="es-MX"/>
+        </w:rPr>
+        <w:t>Funcionalidades principales:</w:t>
+      </w:r>
+    </w:p>
+    <w:p xmlns:wp14="http://schemas.microsoft.com/office/word/2010/wordml" wp14:textId="4EBE04A6">
+      <w:pPr>
+        <w:pStyle w:val="ListParagraph"/>
+        <w:numPr>
+          <w:ilvl w:val="0"/>
+          <w:numId w:val="3"/>
+        </w:numPr>
+        <w:spacing w:before="0" w:beforeAutospacing="off" w:after="0" w:afterAutospacing="off"/>
+        <w:rPr>
+          <w:rFonts w:ascii="Arial" w:hAnsi="Arial" w:eastAsia="Arial" w:cs="Arial"/>
+          <w:noProof w:val="0"/>
+          <w:sz w:val="24"/>
+          <w:szCs w:val="24"/>
+          <w:lang w:val="es-MX"/>
+        </w:rPr>
+      </w:pPr>
+      <w:r>
+        <w:rPr>
+          <w:rFonts w:ascii="Arial" w:hAnsi="Arial" w:eastAsia="Arial" w:cs="Arial"/>
+          <w:noProof w:val="0"/>
+          <w:sz w:val="24"/>
+          <w:szCs w:val="24"/>
+          <w:lang w:val="es-MX"/>
+        </w:rPr>
+        <w:t>Registro y consulta de reservaciones en tiempo real.</w:t>
+      </w:r>
+    </w:p>
+    <w:p xmlns:wp14="http://schemas.microsoft.com/office/word/2010/wordml" wp14:textId="404D982E">
+      <w:pPr>
+        <w:pStyle w:val="ListParagraph"/>
+        <w:numPr>
+          <w:ilvl w:val="0"/>
+          <w:numId w:val="3"/>
+        </w:numPr>
+        <w:spacing w:before="0" w:beforeAutospacing="off" w:after="0" w:afterAutospacing="off"/>
+        <w:rPr>
+          <w:rFonts w:ascii="Arial" w:hAnsi="Arial" w:eastAsia="Arial" w:cs="Arial"/>
+          <w:noProof w:val="0"/>
+          <w:sz w:val="24"/>
+          <w:szCs w:val="24"/>
+          <w:lang w:val="es-MX"/>
+        </w:rPr>
+      </w:pPr>
+      <w:r>
+        <w:rPr>
+          <w:rFonts w:ascii="Arial" w:hAnsi="Arial" w:eastAsia="Arial" w:cs="Arial"/>
+          <w:noProof w:val="0"/>
+          <w:sz w:val="24"/>
+          <w:szCs w:val="24"/>
+          <w:lang w:val="es-MX"/>
+        </w:rPr>
+        <w:t>Visualización del estado de mesas y salas (disponible, ocupada, reservada).</w:t>
+      </w:r>
+    </w:p>
+    <w:p xmlns:wp14="http://schemas.microsoft.com/office/word/2010/wordml" wp14:textId="66A572AB">
+      <w:pPr>
+        <w:pStyle w:val="ListParagraph"/>
+        <w:numPr>
+          <w:ilvl w:val="0"/>
+          <w:numId w:val="3"/>
+        </w:numPr>
+        <w:spacing w:before="0" w:beforeAutospacing="off" w:after="0" w:afterAutospacing="off"/>
+        <w:rPr>
+          <w:rFonts w:ascii="Arial" w:hAnsi="Arial" w:eastAsia="Arial" w:cs="Arial"/>
+          <w:noProof w:val="0"/>
+          <w:sz w:val="24"/>
+          <w:szCs w:val="24"/>
+          <w:lang w:val="es-MX"/>
+        </w:rPr>
+      </w:pPr>
+      <w:r>
+        <w:rPr>
+          <w:rFonts w:ascii="Arial" w:hAnsi="Arial" w:eastAsia="Arial" w:cs="Arial"/>
+          <w:noProof w:val="0"/>
+          <w:sz w:val="24"/>
+          <w:szCs w:val="24"/>
+          <w:lang w:val="es-MX"/>
+        </w:rPr>
+        <w:t>Registro de consumo por mesa.</w:t>
+      </w:r>
+    </w:p>
+    <w:p xmlns:wp14="http://schemas.microsoft.com/office/word/2010/wordml" wp14:textId="2611AC2F">
+      <w:pPr>
+        <w:pStyle w:val="ListParagraph"/>
+        <w:numPr>
+          <w:ilvl w:val="0"/>
+          <w:numId w:val="3"/>
+        </w:numPr>
+        <w:spacing w:before="0" w:beforeAutospacing="off" w:after="0" w:afterAutospacing="off"/>
+        <w:rPr>
+          <w:rFonts w:ascii="Arial" w:hAnsi="Arial" w:eastAsia="Arial" w:cs="Arial"/>
+          <w:noProof w:val="0"/>
+          <w:sz w:val="24"/>
+          <w:szCs w:val="24"/>
+          <w:lang w:val="es-MX"/>
+        </w:rPr>
+      </w:pPr>
+      <w:r>
+        <w:rPr>
+          <w:rFonts w:ascii="Arial" w:hAnsi="Arial" w:eastAsia="Arial" w:cs="Arial"/>
+          <w:noProof w:val="0"/>
+          <w:sz w:val="24"/>
+          <w:szCs w:val="24"/>
+          <w:lang w:val="es-MX"/>
+        </w:rPr>
+        <w:t>Procesamiento de cobros con tarjeta directamente desde la mesa.</w:t>
+      </w:r>
+    </w:p>
+    <w:p xmlns:wp14="http://schemas.microsoft.com/office/word/2010/wordml" wp14:textId="5FD3DC81">
+      <w:pPr>
+        <w:pStyle w:val="ListParagraph"/>
+        <w:numPr>
+          <w:ilvl w:val="0"/>
+          <w:numId w:val="3"/>
+        </w:numPr>
+        <w:spacing w:before="0" w:beforeAutospacing="off" w:after="0" w:afterAutospacing="off"/>
+        <w:rPr>
+          <w:rFonts w:ascii="Arial" w:hAnsi="Arial" w:eastAsia="Arial" w:cs="Arial"/>
+          <w:noProof w:val="0"/>
+          <w:sz w:val="24"/>
+          <w:szCs w:val="24"/>
+          <w:lang w:val="es-MX"/>
+        </w:rPr>
+      </w:pPr>
+      <w:r>
+        <w:rPr>
+          <w:rFonts w:ascii="Arial" w:hAnsi="Arial" w:eastAsia="Arial" w:cs="Arial"/>
+          <w:noProof w:val="0"/>
+          <w:sz w:val="24"/>
+          <w:szCs w:val="24"/>
+          <w:lang w:val="es-MX"/>
+        </w:rPr>
+        <w:t>Panel de administración con reportes de ventas y reservaciones.</w:t>
+      </w:r>
+    </w:p>
+    <w:p xmlns:wp14="http://schemas.microsoft.com/office/word/2010/wordml" wp14:textId="2429D8FF">
+      <w:pPr>
+        <w:pStyle w:val="ListParagraph"/>
+        <w:numPr>
+          <w:ilvl w:val="0"/>
+          <w:numId w:val="3"/>
+        </w:numPr>
+        <w:spacing w:before="0" w:beforeAutospacing="off" w:after="0" w:afterAutospacing="off"/>
+        <w:rPr>
+          <w:rFonts w:ascii="Arial" w:hAnsi="Arial" w:eastAsia="Arial" w:cs="Arial"/>
+          <w:noProof w:val="0"/>
+          <w:sz w:val="24"/>
+          <w:szCs w:val="24"/>
+          <w:lang w:val="es-MX"/>
+        </w:rPr>
+      </w:pPr>
+      <w:r>
+        <w:rPr>
+          <w:rFonts w:ascii="Arial" w:hAnsi="Arial" w:eastAsia="Arial" w:cs="Arial"/>
+          <w:noProof w:val="0"/>
+          <w:sz w:val="24"/>
+          <w:szCs w:val="24"/>
+          <w:lang w:val="es-MX"/>
+        </w:rPr>
+        <w:t>Sistema de notificaciones internas para el personal.</w:t>
+      </w:r>
+    </w:p>
+    <w:p xmlns:wp14="http://schemas.microsoft.com/office/word/2010/wordml" wp14:textId="74786C11">
+      <w:pPr>
+        <w:pStyle w:val="Normal"/>
+        <w:spacing w:before="0" w:beforeAutospacing="off" w:after="0" w:afterAutospacing="off"/>
+        <w:ind w:left="0"/>
+      </w:pPr>
+      <w:r>
+        <w:rPr>
+          <w:b w:val="1"/>
+          <w:bCs w:val="1"/>
+          <w:noProof w:val="0"/>
+          <w:lang w:val="es-MX"/>
+        </w:rPr>
+        <w:t>Tecnologías utilizadas:</w:t>
+      </w:r>
+    </w:p>
+    <w:p xmlns:wp14="http://schemas.microsoft.com/office/word/2010/wordml" wp14:textId="169806CF">
+      <w:pPr>
+        <w:pStyle w:val="ListParagraph"/>
+        <w:numPr>
+          <w:ilvl w:val="0"/>
+          <w:numId w:val="3"/>
+        </w:numPr>
+        <w:spacing w:before="0" w:beforeAutospacing="off" w:after="0" w:afterAutospacing="off"/>
+        <w:rPr>
+          <w:noProof w:val="0"/>
+          <w:lang w:val="es-MX"/>
+        </w:rPr>
+      </w:pPr>
+      <w:r>
+        <w:rPr>
+          <w:noProof w:val="0"/>
+          <w:lang w:val="es-MX"/>
+        </w:rPr>
+        <w:t>Frontend: React.js (interfaz web responsiva).</w:t>
+      </w:r>
+    </w:p>
+    <w:p xmlns:wp14="http://schemas.microsoft.com/office/word/2010/wordml" wp14:textId="3A735254">
+      <w:pPr>
+        <w:pStyle w:val="ListParagraph"/>
+        <w:numPr>
+          <w:ilvl w:val="0"/>
+          <w:numId w:val="3"/>
+        </w:numPr>
+        <w:spacing w:before="0" w:beforeAutospacing="off" w:after="0" w:afterAutospacing="off"/>
+        <w:rPr>
+          <w:noProof w:val="0"/>
+          <w:lang w:val="es-MX"/>
+        </w:rPr>
+      </w:pPr>
+      <w:r>
+        <w:rPr>
+          <w:noProof w:val="0"/>
+          <w:lang w:val="es-MX"/>
+        </w:rPr>
+        <w:t>Backend: Node.js con Express.</w:t>
+      </w:r>
+    </w:p>
+    <w:p xmlns:wp14="http://schemas.microsoft.com/office/word/2010/wordml" wp14:textId="0A8AD51D">
+      <w:pPr>
+        <w:pStyle w:val="ListParagraph"/>
+        <w:numPr>
+          <w:ilvl w:val="0"/>
+          <w:numId w:val="3"/>
+        </w:numPr>
+        <w:spacing w:before="0" w:beforeAutospacing="off" w:after="0" w:afterAutospacing="off"/>
+        <w:rPr>
+          <w:noProof w:val="0"/>
+          <w:lang w:val="es-MX"/>
+        </w:rPr>
+      </w:pPr>
+      <w:r>
+        <w:rPr>
+          <w:noProof w:val="0"/>
+          <w:lang w:val="es-MX"/>
+        </w:rPr>
+        <w:t>Base de datos: MySQL.</w:t>
+      </w:r>
+    </w:p>
+    <w:p xmlns:wp14="http://schemas.microsoft.com/office/word/2010/wordml" wp14:textId="08E5EF71">
+      <w:pPr>
+        <w:pStyle w:val="ListParagraph"/>
+        <w:numPr>
+          <w:ilvl w:val="0"/>
+          <w:numId w:val="3"/>
+        </w:numPr>
+        <w:spacing w:before="0" w:beforeAutospacing="off" w:after="0" w:afterAutospacing="off"/>
+        <w:rPr>
+          <w:noProof w:val="0"/>
+          <w:lang w:val="es-MX"/>
+        </w:rPr>
+      </w:pPr>
+      <w:r>
+        <w:rPr>
+          <w:noProof w:val="0"/>
+          <w:lang w:val="es-MX"/>
+        </w:rPr>
+        <w:t>Pasarela de pago: Stripe o similar, mediante API.</w:t>
+      </w:r>
+    </w:p>
+    <w:p xmlns:wp14="http://schemas.microsoft.com/office/word/2010/wordml" wp14:textId="1C425A2D">
+      <w:pPr>
+        <w:pStyle w:val="ListParagraph"/>
+        <w:numPr>
+          <w:ilvl w:val="0"/>
+          <w:numId w:val="3"/>
+        </w:numPr>
+        <w:spacing w:before="0" w:beforeAutospacing="off" w:after="0" w:afterAutospacing="off"/>
+        <w:rPr>
+          <w:noProof w:val="0"/>
+          <w:lang w:val="es-MX"/>
+        </w:rPr>
+      </w:pPr>
+      <w:r>
+        <w:rPr>
+          <w:noProof w:val="0"/>
+          <w:lang w:val="es-MX"/>
+        </w:rPr>
+        <w:t>Hosting: Servidor en la nube (AWS o similar).</w:t>
+      </w:r>
+    </w:p>
+    <w:p xmlns:wp14="http://schemas.microsoft.com/office/word/2010/wordml" wp14:textId="38E8F002">
+      <w:pPr>
+        <w:spacing w:before="240" w:beforeAutospacing="off" w:after="240" w:afterAutospacing="off"/>
+      </w:pPr>
+      <w:r>
+        <w:rPr>
+          <w:rFonts w:ascii="Arial" w:hAnsi="Arial" w:eastAsia="Arial" w:cs="Arial"/>
+          <w:b w:val="1"/>
+          <w:bCs w:val="1"/>
+          <w:noProof w:val="0"/>
+          <w:sz w:val="24"/>
+          <w:szCs w:val="24"/>
+          <w:lang w:val="es-MX"/>
+        </w:rPr>
+        <w:t>Módulos del sistema:</w:t>
+      </w:r>
+    </w:p>
+    <w:p xmlns:wp14="http://schemas.microsoft.com/office/word/2010/wordml" wp14:textId="3A6AA4CC">
+      <w:pPr>
+        <w:pStyle w:val="ListParagraph"/>
+        <w:numPr>
+          <w:ilvl w:val="0"/>
+          <w:numId w:val="5"/>
+        </w:numPr>
+        <w:spacing w:before="0" w:beforeAutospacing="off" w:after="0" w:afterAutospacing="off"/>
+        <w:rPr>
+          <w:rFonts w:ascii="Arial" w:hAnsi="Arial" w:eastAsia="Arial" w:cs="Arial"/>
+          <w:noProof w:val="0"/>
+          <w:sz w:val="24"/>
+          <w:szCs w:val="24"/>
+          <w:lang w:val="es-MX"/>
+        </w:rPr>
+      </w:pPr>
+      <w:r>
+        <w:rPr>
+          <w:rFonts w:ascii="Arial" w:hAnsi="Arial" w:eastAsia="Arial" w:cs="Arial"/>
+          <w:noProof w:val="0"/>
+          <w:sz w:val="24"/>
+          <w:szCs w:val="24"/>
+          <w:lang w:val="es-MX"/>
+        </w:rPr>
+        <w:t>Módulo de reservaciones.</w:t>
+      </w:r>
+    </w:p>
+    <w:p xmlns:wp14="http://schemas.microsoft.com/office/word/2010/wordml" wp14:textId="5C91FA1F">
+      <w:pPr>
+        <w:pStyle w:val="ListParagraph"/>
+        <w:numPr>
+          <w:ilvl w:val="0"/>
+          <w:numId w:val="5"/>
+        </w:numPr>
+        <w:spacing w:before="0" w:beforeAutospacing="off" w:after="0" w:afterAutospacing="off"/>
+        <w:rPr>
+          <w:rFonts w:ascii="Arial" w:hAnsi="Arial" w:eastAsia="Arial" w:cs="Arial"/>
+          <w:noProof w:val="0"/>
+          <w:sz w:val="24"/>
+          <w:szCs w:val="24"/>
+          <w:lang w:val="es-MX"/>
+        </w:rPr>
+      </w:pPr>
+      <w:r>
+        <w:rPr>
+          <w:rFonts w:ascii="Arial" w:hAnsi="Arial" w:eastAsia="Arial" w:cs="Arial"/>
+          <w:noProof w:val="0"/>
+          <w:sz w:val="24"/>
+          <w:szCs w:val="24"/>
+          <w:lang w:val="es-MX"/>
+        </w:rPr>
+        <w:t>Módulo de gestión de mesas.</w:t>
+      </w:r>
+    </w:p>
+    <w:p xmlns:wp14="http://schemas.microsoft.com/office/word/2010/wordml" wp14:textId="53268336">
+      <w:pPr>
+        <w:pStyle w:val="ListParagraph"/>
+        <w:numPr>
+          <w:ilvl w:val="0"/>
+          <w:numId w:val="5"/>
+        </w:numPr>
+        <w:spacing w:before="0" w:beforeAutospacing="off" w:after="0" w:afterAutospacing="off"/>
+        <w:rPr>
+          <w:rFonts w:ascii="Arial" w:hAnsi="Arial" w:eastAsia="Arial" w:cs="Arial"/>
+          <w:noProof w:val="0"/>
+          <w:sz w:val="24"/>
+          <w:szCs w:val="24"/>
+          <w:lang w:val="es-MX"/>
+        </w:rPr>
+      </w:pPr>
+      <w:r>
+        <w:rPr>
+          <w:rFonts w:ascii="Arial" w:hAnsi="Arial" w:eastAsia="Arial" w:cs="Arial"/>
+          <w:noProof w:val="0"/>
+          <w:sz w:val="24"/>
+          <w:szCs w:val="24"/>
+          <w:lang w:val="es-MX"/>
+        </w:rPr>
+        <w:t>Módulo de consumo y cuenta.</w:t>
+      </w:r>
+    </w:p>
+    <w:p xmlns:wp14="http://schemas.microsoft.com/office/word/2010/wordml" wp14:textId="034CEEA1">
+      <w:pPr>
+        <w:pStyle w:val="ListParagraph"/>
+        <w:numPr>
+          <w:ilvl w:val="0"/>
+          <w:numId w:val="5"/>
+        </w:numPr>
+        <w:spacing w:before="0" w:beforeAutospacing="off" w:after="0" w:afterAutospacing="off"/>
+        <w:rPr>
+          <w:rFonts w:ascii="Arial" w:hAnsi="Arial" w:eastAsia="Arial" w:cs="Arial"/>
+          <w:noProof w:val="0"/>
+          <w:sz w:val="24"/>
+          <w:szCs w:val="24"/>
+          <w:lang w:val="es-MX"/>
+        </w:rPr>
+      </w:pPr>
+      <w:r>
+        <w:rPr>
+          <w:rFonts w:ascii="Arial" w:hAnsi="Arial" w:eastAsia="Arial" w:cs="Arial"/>
+          <w:noProof w:val="0"/>
+          <w:sz w:val="24"/>
+          <w:szCs w:val="24"/>
+          <w:lang w:val="es-MX"/>
+        </w:rPr>
+        <w:t>Módulo de cobro y pagos.</w:t>
+      </w:r>
+    </w:p>
+    <w:p xmlns:wp14="http://schemas.microsoft.com/office/word/2010/wordml" wp14:textId="3644179E">
+      <w:pPr>
+        <w:pStyle w:val="ListParagraph"/>
+        <w:numPr>
+          <w:ilvl w:val="0"/>
+          <w:numId w:val="5"/>
+        </w:numPr>
+        <w:spacing w:before="0" w:beforeAutospacing="off" w:after="0" w:afterAutospacing="off"/>
+        <w:rPr>
+          <w:rFonts w:ascii="Arial" w:hAnsi="Arial" w:eastAsia="Arial" w:cs="Arial"/>
+          <w:noProof w:val="0"/>
+          <w:sz w:val="24"/>
+          <w:szCs w:val="24"/>
+          <w:lang w:val="es-MX"/>
+        </w:rPr>
+      </w:pPr>
+      <w:r>
+        <w:rPr>
+          <w:rFonts w:ascii="Arial" w:hAnsi="Arial" w:eastAsia="Arial" w:cs="Arial"/>
+          <w:noProof w:val="0"/>
+          <w:sz w:val="24"/>
+          <w:szCs w:val="24"/>
+          <w:lang w:val="es-MX"/>
+        </w:rPr>
+        <w:t>Módulo de reportes y administración.</w:t>
+      </w:r>
+    </w:p>
+    <w:p xmlns:wp14="http://schemas.microsoft.com/office/word/2010/wordml" wp14:textId="1BDCD9E9">
+      <w:pPr>
+        <w:pStyle w:val="ListParagraph"/>
+        <w:numPr>
+          <w:ilvl w:val="0"/>
+          <w:numId w:val="5"/>
+        </w:numPr>
+        <w:spacing w:before="0" w:beforeAutospacing="off" w:after="0" w:afterAutospacing="off"/>
+        <w:rPr>
+          <w:rFonts w:ascii="Arial" w:hAnsi="Arial" w:eastAsia="Arial" w:cs="Arial"/>
+          <w:noProof w:val="0"/>
+          <w:sz w:val="24"/>
+          <w:szCs w:val="24"/>
+          <w:lang w:val="es-MX"/>
+        </w:rPr>
+      </w:pPr>
+      <w:r>
+        <w:rPr>
+          <w:rFonts w:ascii="Arial" w:hAnsi="Arial" w:eastAsia="Arial" w:cs="Arial"/>
+          <w:noProof w:val="0"/>
+          <w:sz w:val="24"/>
+          <w:szCs w:val="24"/>
+          <w:lang w:val="es-MX"/>
+        </w:rPr>
+        <w:t>Módulo de notificaciones.</w:t>
+      </w:r>
+    </w:p>
+    <w:p xmlns:wp14="http://schemas.microsoft.com/office/word/2010/wordml" wp14:textId="2F858786">
+      <w:pPr>
+        <w:pStyle w:val="Normal"/>
+        <w:spacing w:before="0" w:beforeAutospacing="off" w:after="0" w:afterAutospacing="off"/>
+        <w:ind w:left="0"/>
+        <w:rPr>
+          <w:rFonts w:ascii="Arial" w:hAnsi="Arial" w:eastAsia="Arial" w:cs="Arial"/>
+          <w:noProof w:val="0"/>
+          <w:sz w:val="24"/>
+          <w:szCs w:val="24"/>
+          <w:lang w:val="es-MX"/>
+        </w:rPr>
+      </w:pPr>
     </w:p>
     <w:p xmlns:wp14="http://schemas.microsoft.com/office/word/2010/wordml" wp14:textId="3AF0B6D8"/>
     <w:sectPr>
@@ -318,8 +1094,467 @@
 </w:footnotes>
 </file>
 
+<file path=word/intelligence2.xml><?xml version="1.0" encoding="utf-8"?>
+<int2:intelligence xmlns:int2="http://schemas.microsoft.com/office/intelligence/2020/intelligence">
+  <int2:observations>
+    <int2:textHash int2:hashCode="1nsOHKpQ5tFJUe" int2:id="Td8q3X8H">
+      <int2:state int2:type="spell" int2:value="Rejected"/>
+    </int2:textHash>
+  </int2:observations>
+  <int2:intelligenceSettings/>
+</int2:intelligence>
+</file>
+
 <file path=word/numbering.xml><?xml version="1.0" encoding="utf-8"?>
 <w:numbering xmlns:w="http://schemas.openxmlformats.org/wordprocessingml/2006/main">
+  <w:abstractNum xmlns:w="http://schemas.openxmlformats.org/wordprocessingml/2006/main" w:abstractNumId="5">
+    <w:nsid w:val="19abdca"/>
+    <w:multiLevelType xmlns:w="http://schemas.openxmlformats.org/wordprocessingml/2006/main" w:val="hybridMultilevel"/>
+    <w:lvl xmlns:w="http://schemas.openxmlformats.org/wordprocessingml/2006/main" w:ilvl="0">
+      <w:start w:val="1"/>
+      <w:numFmt w:val="bullet"/>
+      <w:lvlText w:val=""/>
+      <w:lvlJc w:val="left"/>
+      <w:pPr>
+        <w:ind w:left="720" w:hanging="360"/>
+      </w:pPr>
+      <w:rPr>
+        <w:rFonts w:hint="default" w:ascii="Symbol" w:hAnsi="Symbol"/>
+      </w:rPr>
+    </w:lvl>
+    <w:lvl xmlns:w="http://schemas.openxmlformats.org/wordprocessingml/2006/main" w:ilvl="1">
+      <w:start w:val="1"/>
+      <w:numFmt w:val="bullet"/>
+      <w:lvlText w:val="o"/>
+      <w:lvlJc w:val="left"/>
+      <w:pPr>
+        <w:ind w:left="1440" w:hanging="360"/>
+      </w:pPr>
+      <w:rPr>
+        <w:rFonts w:hint="default" w:ascii="Courier New" w:hAnsi="Courier New"/>
+      </w:rPr>
+    </w:lvl>
+    <w:lvl xmlns:w="http://schemas.openxmlformats.org/wordprocessingml/2006/main" w:ilvl="2">
+      <w:start w:val="1"/>
+      <w:numFmt w:val="bullet"/>
+      <w:lvlText w:val=""/>
+      <w:lvlJc w:val="left"/>
+      <w:pPr>
+        <w:ind w:left="2160" w:hanging="360"/>
+      </w:pPr>
+      <w:rPr>
+        <w:rFonts w:hint="default" w:ascii="Wingdings" w:hAnsi="Wingdings"/>
+      </w:rPr>
+    </w:lvl>
+    <w:lvl xmlns:w="http://schemas.openxmlformats.org/wordprocessingml/2006/main" w:ilvl="3">
+      <w:start w:val="1"/>
+      <w:numFmt w:val="bullet"/>
+      <w:lvlText w:val=""/>
+      <w:lvlJc w:val="left"/>
+      <w:pPr>
+        <w:ind w:left="2880" w:hanging="360"/>
+      </w:pPr>
+      <w:rPr>
+        <w:rFonts w:hint="default" w:ascii="Symbol" w:hAnsi="Symbol"/>
+      </w:rPr>
+    </w:lvl>
+    <w:lvl xmlns:w="http://schemas.openxmlformats.org/wordprocessingml/2006/main" w:ilvl="4">
+      <w:start w:val="1"/>
+      <w:numFmt w:val="bullet"/>
+      <w:lvlText w:val="o"/>
+      <w:lvlJc w:val="left"/>
+      <w:pPr>
+        <w:ind w:left="3600" w:hanging="360"/>
+      </w:pPr>
+      <w:rPr>
+        <w:rFonts w:hint="default" w:ascii="Courier New" w:hAnsi="Courier New"/>
+      </w:rPr>
+    </w:lvl>
+    <w:lvl xmlns:w="http://schemas.openxmlformats.org/wordprocessingml/2006/main" w:ilvl="5">
+      <w:start w:val="1"/>
+      <w:numFmt w:val="bullet"/>
+      <w:lvlText w:val=""/>
+      <w:lvlJc w:val="left"/>
+      <w:pPr>
+        <w:ind w:left="4320" w:hanging="360"/>
+      </w:pPr>
+      <w:rPr>
+        <w:rFonts w:hint="default" w:ascii="Wingdings" w:hAnsi="Wingdings"/>
+      </w:rPr>
+    </w:lvl>
+    <w:lvl xmlns:w="http://schemas.openxmlformats.org/wordprocessingml/2006/main" w:ilvl="6">
+      <w:start w:val="1"/>
+      <w:numFmt w:val="bullet"/>
+      <w:lvlText w:val=""/>
+      <w:lvlJc w:val="left"/>
+      <w:pPr>
+        <w:ind w:left="5040" w:hanging="360"/>
+      </w:pPr>
+      <w:rPr>
+        <w:rFonts w:hint="default" w:ascii="Symbol" w:hAnsi="Symbol"/>
+      </w:rPr>
+    </w:lvl>
+    <w:lvl xmlns:w="http://schemas.openxmlformats.org/wordprocessingml/2006/main" w:ilvl="7">
+      <w:start w:val="1"/>
+      <w:numFmt w:val="bullet"/>
+      <w:lvlText w:val="o"/>
+      <w:lvlJc w:val="left"/>
+      <w:pPr>
+        <w:ind w:left="5760" w:hanging="360"/>
+      </w:pPr>
+      <w:rPr>
+        <w:rFonts w:hint="default" w:ascii="Courier New" w:hAnsi="Courier New"/>
+      </w:rPr>
+    </w:lvl>
+    <w:lvl xmlns:w="http://schemas.openxmlformats.org/wordprocessingml/2006/main" w:ilvl="8">
+      <w:start w:val="1"/>
+      <w:numFmt w:val="bullet"/>
+      <w:lvlText w:val=""/>
+      <w:lvlJc w:val="left"/>
+      <w:pPr>
+        <w:ind w:left="6480" w:hanging="360"/>
+      </w:pPr>
+      <w:rPr>
+        <w:rFonts w:hint="default" w:ascii="Wingdings" w:hAnsi="Wingdings"/>
+      </w:rPr>
+    </w:lvl>
+  </w:abstractNum>
+  <w:abstractNum xmlns:w="http://schemas.openxmlformats.org/wordprocessingml/2006/main" w:abstractNumId="4">
+    <w:nsid w:val="64dec62f"/>
+    <w:multiLevelType xmlns:w="http://schemas.openxmlformats.org/wordprocessingml/2006/main" w:val="hybridMultilevel"/>
+    <w:lvl xmlns:w="http://schemas.openxmlformats.org/wordprocessingml/2006/main" w:ilvl="0">
+      <w:start w:val="1"/>
+      <w:numFmt w:val="bullet"/>
+      <w:lvlText w:val=""/>
+      <w:lvlJc w:val="left"/>
+      <w:pPr>
+        <w:ind w:left="720" w:hanging="360"/>
+      </w:pPr>
+      <w:rPr>
+        <w:rFonts w:hint="default" w:ascii="Symbol" w:hAnsi="Symbol"/>
+      </w:rPr>
+    </w:lvl>
+    <w:lvl xmlns:w="http://schemas.openxmlformats.org/wordprocessingml/2006/main" w:ilvl="1">
+      <w:start w:val="1"/>
+      <w:numFmt w:val="bullet"/>
+      <w:lvlText w:val="o"/>
+      <w:lvlJc w:val="left"/>
+      <w:pPr>
+        <w:ind w:left="1440" w:hanging="360"/>
+      </w:pPr>
+      <w:rPr>
+        <w:rFonts w:hint="default" w:ascii="Courier New" w:hAnsi="Courier New"/>
+      </w:rPr>
+    </w:lvl>
+    <w:lvl xmlns:w="http://schemas.openxmlformats.org/wordprocessingml/2006/main" w:ilvl="2">
+      <w:start w:val="1"/>
+      <w:numFmt w:val="bullet"/>
+      <w:lvlText w:val=""/>
+      <w:lvlJc w:val="left"/>
+      <w:pPr>
+        <w:ind w:left="2160" w:hanging="360"/>
+      </w:pPr>
+      <w:rPr>
+        <w:rFonts w:hint="default" w:ascii="Wingdings" w:hAnsi="Wingdings"/>
+      </w:rPr>
+    </w:lvl>
+    <w:lvl xmlns:w="http://schemas.openxmlformats.org/wordprocessingml/2006/main" w:ilvl="3">
+      <w:start w:val="1"/>
+      <w:numFmt w:val="bullet"/>
+      <w:lvlText w:val=""/>
+      <w:lvlJc w:val="left"/>
+      <w:pPr>
+        <w:ind w:left="2880" w:hanging="360"/>
+      </w:pPr>
+      <w:rPr>
+        <w:rFonts w:hint="default" w:ascii="Symbol" w:hAnsi="Symbol"/>
+      </w:rPr>
+    </w:lvl>
+    <w:lvl xmlns:w="http://schemas.openxmlformats.org/wordprocessingml/2006/main" w:ilvl="4">
+      <w:start w:val="1"/>
+      <w:numFmt w:val="bullet"/>
+      <w:lvlText w:val="o"/>
+      <w:lvlJc w:val="left"/>
+      <w:pPr>
+        <w:ind w:left="3600" w:hanging="360"/>
+      </w:pPr>
+      <w:rPr>
+        <w:rFonts w:hint="default" w:ascii="Courier New" w:hAnsi="Courier New"/>
+      </w:rPr>
+    </w:lvl>
+    <w:lvl xmlns:w="http://schemas.openxmlformats.org/wordprocessingml/2006/main" w:ilvl="5">
+      <w:start w:val="1"/>
+      <w:numFmt w:val="bullet"/>
+      <w:lvlText w:val=""/>
+      <w:lvlJc w:val="left"/>
+      <w:pPr>
+        <w:ind w:left="4320" w:hanging="360"/>
+      </w:pPr>
+      <w:rPr>
+        <w:rFonts w:hint="default" w:ascii="Wingdings" w:hAnsi="Wingdings"/>
+      </w:rPr>
+    </w:lvl>
+    <w:lvl xmlns:w="http://schemas.openxmlformats.org/wordprocessingml/2006/main" w:ilvl="6">
+      <w:start w:val="1"/>
+      <w:numFmt w:val="bullet"/>
+      <w:lvlText w:val=""/>
+      <w:lvlJc w:val="left"/>
+      <w:pPr>
+        <w:ind w:left="5040" w:hanging="360"/>
+      </w:pPr>
+      <w:rPr>
+        <w:rFonts w:hint="default" w:ascii="Symbol" w:hAnsi="Symbol"/>
+      </w:rPr>
+    </w:lvl>
+    <w:lvl xmlns:w="http://schemas.openxmlformats.org/wordprocessingml/2006/main" w:ilvl="7">
+      <w:start w:val="1"/>
+      <w:numFmt w:val="bullet"/>
+      <w:lvlText w:val="o"/>
+      <w:lvlJc w:val="left"/>
+      <w:pPr>
+        <w:ind w:left="5760" w:hanging="360"/>
+      </w:pPr>
+      <w:rPr>
+        <w:rFonts w:hint="default" w:ascii="Courier New" w:hAnsi="Courier New"/>
+      </w:rPr>
+    </w:lvl>
+    <w:lvl xmlns:w="http://schemas.openxmlformats.org/wordprocessingml/2006/main" w:ilvl="8">
+      <w:start w:val="1"/>
+      <w:numFmt w:val="bullet"/>
+      <w:lvlText w:val=""/>
+      <w:lvlJc w:val="left"/>
+      <w:pPr>
+        <w:ind w:left="6480" w:hanging="360"/>
+      </w:pPr>
+      <w:rPr>
+        <w:rFonts w:hint="default" w:ascii="Wingdings" w:hAnsi="Wingdings"/>
+      </w:rPr>
+    </w:lvl>
+  </w:abstractNum>
+  <w:abstractNum xmlns:w="http://schemas.openxmlformats.org/wordprocessingml/2006/main" w:abstractNumId="3">
+    <w:nsid w:val="221c0469"/>
+    <w:multiLevelType xmlns:w="http://schemas.openxmlformats.org/wordprocessingml/2006/main" w:val="hybridMultilevel"/>
+    <w:lvl xmlns:w="http://schemas.openxmlformats.org/wordprocessingml/2006/main" w:ilvl="0">
+      <w:start w:val="1"/>
+      <w:numFmt w:val="bullet"/>
+      <w:lvlText w:val=""/>
+      <w:lvlJc w:val="left"/>
+      <w:pPr>
+        <w:ind w:left="720" w:hanging="360"/>
+      </w:pPr>
+      <w:rPr>
+        <w:rFonts w:hint="default" w:ascii="Symbol" w:hAnsi="Symbol"/>
+      </w:rPr>
+    </w:lvl>
+    <w:lvl xmlns:w="http://schemas.openxmlformats.org/wordprocessingml/2006/main" w:ilvl="1">
+      <w:start w:val="1"/>
+      <w:numFmt w:val="bullet"/>
+      <w:lvlText w:val="o"/>
+      <w:lvlJc w:val="left"/>
+      <w:pPr>
+        <w:ind w:left="1440" w:hanging="360"/>
+      </w:pPr>
+      <w:rPr>
+        <w:rFonts w:hint="default" w:ascii="Courier New" w:hAnsi="Courier New"/>
+      </w:rPr>
+    </w:lvl>
+    <w:lvl xmlns:w="http://schemas.openxmlformats.org/wordprocessingml/2006/main" w:ilvl="2">
+      <w:start w:val="1"/>
+      <w:numFmt w:val="bullet"/>
+      <w:lvlText w:val=""/>
+      <w:lvlJc w:val="left"/>
+      <w:pPr>
+        <w:ind w:left="2160" w:hanging="360"/>
+      </w:pPr>
+      <w:rPr>
+        <w:rFonts w:hint="default" w:ascii="Wingdings" w:hAnsi="Wingdings"/>
+      </w:rPr>
+    </w:lvl>
+    <w:lvl xmlns:w="http://schemas.openxmlformats.org/wordprocessingml/2006/main" w:ilvl="3">
+      <w:start w:val="1"/>
+      <w:numFmt w:val="bullet"/>
+      <w:lvlText w:val=""/>
+      <w:lvlJc w:val="left"/>
+      <w:pPr>
+        <w:ind w:left="2880" w:hanging="360"/>
+      </w:pPr>
+      <w:rPr>
+        <w:rFonts w:hint="default" w:ascii="Symbol" w:hAnsi="Symbol"/>
+      </w:rPr>
+    </w:lvl>
+    <w:lvl xmlns:w="http://schemas.openxmlformats.org/wordprocessingml/2006/main" w:ilvl="4">
+      <w:start w:val="1"/>
+      <w:numFmt w:val="bullet"/>
+      <w:lvlText w:val="o"/>
+      <w:lvlJc w:val="left"/>
+      <w:pPr>
+        <w:ind w:left="3600" w:hanging="360"/>
+      </w:pPr>
+      <w:rPr>
+        <w:rFonts w:hint="default" w:ascii="Courier New" w:hAnsi="Courier New"/>
+      </w:rPr>
+    </w:lvl>
+    <w:lvl xmlns:w="http://schemas.openxmlformats.org/wordprocessingml/2006/main" w:ilvl="5">
+      <w:start w:val="1"/>
+      <w:numFmt w:val="bullet"/>
+      <w:lvlText w:val=""/>
+      <w:lvlJc w:val="left"/>
+      <w:pPr>
+        <w:ind w:left="4320" w:hanging="360"/>
+      </w:pPr>
+      <w:rPr>
+        <w:rFonts w:hint="default" w:ascii="Wingdings" w:hAnsi="Wingdings"/>
+      </w:rPr>
+    </w:lvl>
+    <w:lvl xmlns:w="http://schemas.openxmlformats.org/wordprocessingml/2006/main" w:ilvl="6">
+      <w:start w:val="1"/>
+      <w:numFmt w:val="bullet"/>
+      <w:lvlText w:val=""/>
+      <w:lvlJc w:val="left"/>
+      <w:pPr>
+        <w:ind w:left="5040" w:hanging="360"/>
+      </w:pPr>
+      <w:rPr>
+        <w:rFonts w:hint="default" w:ascii="Symbol" w:hAnsi="Symbol"/>
+      </w:rPr>
+    </w:lvl>
+    <w:lvl xmlns:w="http://schemas.openxmlformats.org/wordprocessingml/2006/main" w:ilvl="7">
+      <w:start w:val="1"/>
+      <w:numFmt w:val="bullet"/>
+      <w:lvlText w:val="o"/>
+      <w:lvlJc w:val="left"/>
+      <w:pPr>
+        <w:ind w:left="5760" w:hanging="360"/>
+      </w:pPr>
+      <w:rPr>
+        <w:rFonts w:hint="default" w:ascii="Courier New" w:hAnsi="Courier New"/>
+      </w:rPr>
+    </w:lvl>
+    <w:lvl xmlns:w="http://schemas.openxmlformats.org/wordprocessingml/2006/main" w:ilvl="8">
+      <w:start w:val="1"/>
+      <w:numFmt w:val="bullet"/>
+      <w:lvlText w:val=""/>
+      <w:lvlJc w:val="left"/>
+      <w:pPr>
+        <w:ind w:left="6480" w:hanging="360"/>
+      </w:pPr>
+      <w:rPr>
+        <w:rFonts w:hint="default" w:ascii="Wingdings" w:hAnsi="Wingdings"/>
+      </w:rPr>
+    </w:lvl>
+  </w:abstractNum>
+  <w:abstractNum xmlns:w="http://schemas.openxmlformats.org/wordprocessingml/2006/main" w:abstractNumId="2">
+    <w:nsid w:val="2121b38f"/>
+    <w:multiLevelType xmlns:w="http://schemas.openxmlformats.org/wordprocessingml/2006/main" w:val="hybridMultilevel"/>
+    <w:lvl xmlns:w="http://schemas.openxmlformats.org/wordprocessingml/2006/main" w:ilvl="0">
+      <w:start w:val="1"/>
+      <w:numFmt w:val="bullet"/>
+      <w:lvlText w:val=""/>
+      <w:lvlJc w:val="left"/>
+      <w:pPr>
+        <w:ind w:left="720" w:hanging="360"/>
+      </w:pPr>
+      <w:rPr>
+        <w:rFonts w:hint="default" w:ascii="Symbol" w:hAnsi="Symbol"/>
+      </w:rPr>
+    </w:lvl>
+    <w:lvl xmlns:w="http://schemas.openxmlformats.org/wordprocessingml/2006/main" w:ilvl="1">
+      <w:start w:val="1"/>
+      <w:numFmt w:val="bullet"/>
+      <w:lvlText w:val="o"/>
+      <w:lvlJc w:val="left"/>
+      <w:pPr>
+        <w:ind w:left="1440" w:hanging="360"/>
+      </w:pPr>
+      <w:rPr>
+        <w:rFonts w:hint="default" w:ascii="Courier New" w:hAnsi="Courier New"/>
+      </w:rPr>
+    </w:lvl>
+    <w:lvl xmlns:w="http://schemas.openxmlformats.org/wordprocessingml/2006/main" w:ilvl="2">
+      <w:start w:val="1"/>
+      <w:numFmt w:val="bullet"/>
+      <w:lvlText w:val=""/>
+      <w:lvlJc w:val="left"/>
+      <w:pPr>
+        <w:ind w:left="2160" w:hanging="360"/>
+      </w:pPr>
+      <w:rPr>
+        <w:rFonts w:hint="default" w:ascii="Wingdings" w:hAnsi="Wingdings"/>
+      </w:rPr>
+    </w:lvl>
+    <w:lvl xmlns:w="http://schemas.openxmlformats.org/wordprocessingml/2006/main" w:ilvl="3">
+      <w:start w:val="1"/>
+      <w:numFmt w:val="bullet"/>
+      <w:lvlText w:val=""/>
+      <w:lvlJc w:val="left"/>
+      <w:pPr>
+        <w:ind w:left="2880" w:hanging="360"/>
+      </w:pPr>
+      <w:rPr>
+        <w:rFonts w:hint="default" w:ascii="Symbol" w:hAnsi="Symbol"/>
+      </w:rPr>
+    </w:lvl>
+    <w:lvl xmlns:w="http://schemas.openxmlformats.org/wordprocessingml/2006/main" w:ilvl="4">
+      <w:start w:val="1"/>
+      <w:numFmt w:val="bullet"/>
+      <w:lvlText w:val="o"/>
+      <w:lvlJc w:val="left"/>
+      <w:pPr>
+        <w:ind w:left="3600" w:hanging="360"/>
+      </w:pPr>
+      <w:rPr>
+        <w:rFonts w:hint="default" w:ascii="Courier New" w:hAnsi="Courier New"/>
+      </w:rPr>
+    </w:lvl>
+    <w:lvl xmlns:w="http://schemas.openxmlformats.org/wordprocessingml/2006/main" w:ilvl="5">
+      <w:start w:val="1"/>
+      <w:numFmt w:val="bullet"/>
+      <w:lvlText w:val=""/>
+      <w:lvlJc w:val="left"/>
+      <w:pPr>
+        <w:ind w:left="4320" w:hanging="360"/>
+      </w:pPr>
+      <w:rPr>
+        <w:rFonts w:hint="default" w:ascii="Wingdings" w:hAnsi="Wingdings"/>
+      </w:rPr>
+    </w:lvl>
+    <w:lvl xmlns:w="http://schemas.openxmlformats.org/wordprocessingml/2006/main" w:ilvl="6">
+      <w:start w:val="1"/>
+      <w:numFmt w:val="bullet"/>
+      <w:lvlText w:val=""/>
+      <w:lvlJc w:val="left"/>
+      <w:pPr>
+        <w:ind w:left="5040" w:hanging="360"/>
+      </w:pPr>
+      <w:rPr>
+        <w:rFonts w:hint="default" w:ascii="Symbol" w:hAnsi="Symbol"/>
+      </w:rPr>
+    </w:lvl>
+    <w:lvl xmlns:w="http://schemas.openxmlformats.org/wordprocessingml/2006/main" w:ilvl="7">
+      <w:start w:val="1"/>
+      <w:numFmt w:val="bullet"/>
+      <w:lvlText w:val="o"/>
+      <w:lvlJc w:val="left"/>
+      <w:pPr>
+        <w:ind w:left="5760" w:hanging="360"/>
+      </w:pPr>
+      <w:rPr>
+        <w:rFonts w:hint="default" w:ascii="Courier New" w:hAnsi="Courier New"/>
+      </w:rPr>
+    </w:lvl>
+    <w:lvl xmlns:w="http://schemas.openxmlformats.org/wordprocessingml/2006/main" w:ilvl="8">
+      <w:start w:val="1"/>
+      <w:numFmt w:val="bullet"/>
+      <w:lvlText w:val=""/>
+      <w:lvlJc w:val="left"/>
+      <w:pPr>
+        <w:ind w:left="6480" w:hanging="360"/>
+      </w:pPr>
+      <w:rPr>
+        <w:rFonts w:hint="default" w:ascii="Wingdings" w:hAnsi="Wingdings"/>
+      </w:rPr>
+    </w:lvl>
+  </w:abstractNum>
   <w:abstractNum xmlns:w="http://schemas.openxmlformats.org/wordprocessingml/2006/main" w:abstractNumId="1">
     <w:nsid w:val="73e9b593"/>
     <w:multiLevelType xmlns:w="http://schemas.openxmlformats.org/wordprocessingml/2006/main" w:val="hybridMultilevel"/>
@@ -432,6 +1667,18 @@
       </w:rPr>
     </w:lvl>
   </w:abstractNum>
+  <w:num w:numId="5">
+    <w:abstractNumId w:val="5"/>
+  </w:num>
+  <w:num w:numId="4">
+    <w:abstractNumId w:val="4"/>
+  </w:num>
+  <w:num w:numId="3">
+    <w:abstractNumId w:val="3"/>
+  </w:num>
+  <w:num w:numId="2">
+    <w:abstractNumId w:val="2"/>
+  </w:num>
   <w:num w:numId="1">
     <w:abstractNumId w:val="1"/>
   </w:num>
@@ -955,7 +2202,7 @@
     <w:next w:val="Normal"/>
     <w:unhideWhenUsed/>
     <w:qFormat/>
-    <w:rsid w:val="26D7A553"/>
+    <w:rsid w:val="3A3C830F"/>
     <w:rPr>
       <w:rFonts w:eastAsia="" w:cs="" w:eastAsiaTheme="majorEastAsia" w:cstheme="majorBidi"/>
       <w:color w:val="0F4761" w:themeColor="accent1" w:themeTint="FF" w:themeShade="BF"/>
@@ -976,7 +2223,7 @@
     <w:next w:val="Normal"/>
     <w:unhideWhenUsed/>
     <w:qFormat/>
-    <w:rsid w:val="26D7A553"/>
+    <w:rsid w:val="3A3C830F"/>
     <w:rPr>
       <w:rFonts w:eastAsia="" w:cs="" w:eastAsiaTheme="majorEastAsia" w:cstheme="majorBidi"/>
       <w:i w:val="1"/>
@@ -995,7 +2242,7 @@
     <w:name w:val="List Paragraph"/>
     <w:basedOn w:val="Normal"/>
     <w:qFormat/>
-    <w:rsid w:val="26D7A553"/>
+    <w:rsid w:val="3A3C830F"/>
     <w:pPr>
       <w:spacing/>
       <w:ind w:left="720"/>
